--- a/RTDS_test_DDR4_64bit_batch_dev/docs/RTDS评估系统设计说明书_V1.00.docx
+++ b/RTDS_test_DDR4_64bit_batch_dev/docs/RTDS评估系统设计说明书_V1.00.docx
@@ -946,7 +946,7 @@
                 <w:rFonts w:hint="eastAsia" w:hAnsi="宋体" w:eastAsia="宋体"/>
                 <w:lang w:val="en-US" w:eastAsia="zh-CN"/>
               </w:rPr>
-              <w:t>徐广辉</w:t>
+              <w:t>Alex</w:t>
             </w:r>
           </w:p>
         </w:tc>
